--- a/klagomål/A 58019-2022 FSC-klagomål.docx
+++ b/klagomål/A 58019-2022 FSC-klagomål.docx
@@ -774,7 +774,7 @@
     <w:r>
       <w:tab/>
       <w:tab/>
-      <w:t>2026-06-18</w:t>
+      <w:t>2026-06-19</w:t>
       <w:br/>
       <w:br/>
     </w:r>

--- a/klagomål/A 58019-2022 FSC-klagomål.docx
+++ b/klagomål/A 58019-2022 FSC-klagomål.docx
@@ -774,7 +774,7 @@
     <w:r>
       <w:tab/>
       <w:tab/>
-      <w:t>2026-06-19</w:t>
+      <w:t>2026-06-20</w:t>
       <w:br/>
       <w:br/>
     </w:r>

--- a/klagomål/A 58019-2022 FSC-klagomål.docx
+++ b/klagomål/A 58019-2022 FSC-klagomål.docx
@@ -168,38 +168,7 @@
     </w:p>
     <w:p>
       <w:r>
-        <w:t>Detta dokument behandlar höga naturvärden i avverkningsanmälan A 58019-2022 i Töreboda kommun som inkom 2022-12-05 och omfattar 2,0 ha.</w:t>
-      </w:r>
-    </w:p>
-    <w:p>
-      <w:r>
-        <w:t>Nedan presenteras fynd av naturvårdsarter och fridlysta arter som gjorts i det avverkningsanmälda området, samt relevanta utdrag ur standarderna för FSC, Chain of Custody, Controlled Wood och PEFC.</w:t>
-      </w:r>
-    </w:p>
-    <w:p>
-      <w:r>
-        <w:t>Vi förväntar oss att ni återkommer med ett skriftligt svar på vårt klagomål och även beskriver vilka korrigerande åtgärder ni satt in för att rätta till identifierade brister i er efterlevnad av den svenska FSC standarden.</w:t>
-      </w:r>
-    </w:p>
-    <w:p>
-      <w:pPr>
-        <w:pStyle w:val="Heading1"/>
-      </w:pPr>
-      <w:r>
-        <w:t>Naturvårdsarter</w:t>
-      </w:r>
-    </w:p>
-    <w:p>
-      <w:r>
-        <w:t>Inom 10 meter från avverkningsanmälan har följande 4 naturvårdsarter hittats: lundviva (NT), strutbräken (S, T), blåsippa (T, §9) och gullviva (§9). Av dessa är 1 rödlistade. För rödlistade arter har rödlistekategorin angivits inom parentes. Arter som är signalarter enligt Skogsstyrelsen har markerats med (S). Typiska arter inom Natura 2000 som är kopplade till skogsekosystem har markerats med (T). För fridlysta arter anges även paragrafen i Artskyddsförordningen som arten är fridlyst enligt.</w:t>
-      </w:r>
-    </w:p>
-    <w:p>
-      <w:r>
-        <w:t>De påträffade naturvårdsarterna är ett tydligt kvitto på att det rör sig om en skog med höga naturvärden.</w:t>
-      </w:r>
-      <w:r>
-        <w:t xml:space="preserve"> I Figur 1 visas fyndplatser för naturvårdsarter i området, som finns registrerade på Artportalen.</w:t>
+        <w:t>Detta klagomål behandlar höga naturvärden i avverkningsanmälan A 58019-2022 i Töreboda kommun som inkom 2022-12-05 och omfattar 2,0 ha.</w:t>
       </w:r>
     </w:p>
     <w:p>
@@ -247,20 +216,75 @@
         <w:spacing w:after="240"/>
       </w:pPr>
       <w:r>
-        <w:t>Figur 1. Fyndplatser för naturvårdsarter inom 10 meter från avverkningsanmälan (röd linje). Markörer utan svart kant är placerade på fyndplatsen. Markörer med svart kant är placerade vid sidan av fyndplatsen och har ett svart streck som visar fyndplatsens exakta position. Kartans mittpunktskoordinat är N 6501991, E 455589 i SWEREF 99 TM.</w:t>
+        <w:t>Figur 1. Fyndplatser för naturvårdsarter inom 10 meter från avverkningsanmälan. Markörer utan svart kant är placerade på fyndplatsen. Markörer med svart kant är placerade vid sidan av fyndplatsen har ett svart streck som visar fyndplatsens exakta position. Kartans mittpunktskoordinat är N 6501991, E 455589 i SWEREF 99 TM.</w:t>
+      </w:r>
+    </w:p>
+    <w:p>
+      <w:r>
+        <w:t>Inom 10 meter från avverkningsanmälan finns fynd av 4 naturvårdsarter, varav 1 är rödlistad, 2 är fridlysta, 2 är typiska (T) och 1 är signalart (S): lundviva (NT), strutbräken (S, T), blåsippa (T, §9) och gullviva (§9). Se Figur 1.</w:t>
+      </w:r>
+    </w:p>
+    <w:p>
+      <w:r>
+        <w:t>Nedan presenteras relevanta utdrag ur standarderna för FSC, Chain of Custody, Controlled Wood och PEFC.</w:t>
+      </w:r>
+    </w:p>
+    <w:p>
+      <w:r>
+        <w:t>Vi förväntar oss att ni återkommer med ett skriftligt svar på vårt klagomål och även beskriver vilka korrigerande åtgärder ni satt in för att rätta till identifierade brister i er efterlevnad av den svenska FSC standarden.</w:t>
       </w:r>
     </w:p>
     <w:p>
       <w:pPr>
-        <w:pStyle w:val="Heading2"/>
+        <w:pStyle w:val="Heading1"/>
       </w:pPr>
       <w:r>
-        <w:t>Fridlysta arter</w:t>
+        <w:t>Naturvårdsarter och fridlysta arter</w:t>
       </w:r>
     </w:p>
     <w:p>
       <w:r>
-        <w:t>Följande fridlysta arter har sina livsmiljöer och växtplatser i den avverkningsanmälda skogen: blåsippa (T, §9) och gullviva (§9).</w:t>
+        <w:t>Nedan följer beskrivningar av de naturvårdsarter och fridlysta arter som har sina livsmiljöer och växtplatser i den avverkningsanmälda skogen. De påträffade naturvårdsarterna är ett tydligt kvitto på att det rör sig om en skog med höga naturvärden.</w:t>
+      </w:r>
+    </w:p>
+    <w:p>
+      <w:r>
+        <w:rPr>
+          <w:b/>
+        </w:rPr>
+        <w:t>Lundviva (NT)</w:t>
+      </w:r>
+      <w:r>
+        <w:t xml:space="preserve"> är fridlyst enligt 8 § artskyddsförordningen i Skåne län och växer i fuktiga ängslövskogar (främst bok-, alm-, ask-, och lövblandskogar) i kalkområden. Lövskogsbruk på lokaler med lämpliga hydrologiska förhållanden skapar förutsättningar för lundvivans fortsatta existens. En försiktig, successiv förnyelse av trädbeståndet har inte någon negativ effekt, men kvarlämnande av större mängder avverkningsfall bör inte ske då detta starkt kan missgynna lundvivan. Barrträdsplantering och dikning måste undvikas på lokalerna (SLU Artdatabanken, 2024).</w:t>
+      </w:r>
+    </w:p>
+    <w:p>
+      <w:r>
+        <w:rPr>
+          <w:b/>
+        </w:rPr>
+        <w:t xml:space="preserve">Strutbräken </w:t>
+      </w:r>
+      <w:r>
+        <w:t xml:space="preserve">är normalt en mycket bra och tydlig signalart som visar på flera olika fuktiga biotoper med rörligt markvatten som nästan alltid har höga naturvärden. Den växer på skuggiga, fuktiga, näringsrika mullmarker längs bäckdalar, åar, älvar, översilade sluttningar med högörtsgranskog och svämlövskogar med kortvarigt översvämmade sedimentplan. Växtplatserna har ytligt rörligt markvatten och konstant hög luftfuktighet. Arten är känslig för avverkning och dikning.Strutbräken är typisk art för </w:t>
+      </w:r>
+      <w:r>
+        <w:rPr>
+          <w:i/>
+        </w:rPr>
+        <w:t xml:space="preserve">9050 Näringsrik granskog, 9080 Lövsumpskog, 9750 Svämlövskog, 9760 Svämädellövskog </w:t>
+      </w:r>
+      <w:r>
+        <w:t>och</w:t>
+      </w:r>
+      <w:r>
+        <w:rPr>
+          <w:i/>
+        </w:rPr>
+        <w:t xml:space="preserve"> 6430 Högörtängar</w:t>
+      </w:r>
+      <w:r>
+        <w:t xml:space="preserve"> (Nitare &amp; Skogsstyrelsen, 2019; SLU Artdatabanken, 2025).</w:t>
       </w:r>
     </w:p>
     <w:p>
@@ -319,54 +343,6 @@
       </w:r>
       <w:r>
         <w:t xml:space="preserve"> (SLU Artdatabanken, 2025).</w:t>
-      </w:r>
-    </w:p>
-    <w:p>
-      <w:pPr>
-        <w:pStyle w:val="Heading2"/>
-      </w:pPr>
-      <w:r>
-        <w:t>Övriga naturvårdsarter</w:t>
-      </w:r>
-    </w:p>
-    <w:p>
-      <w:r>
-        <w:rPr>
-          <w:b/>
-        </w:rPr>
-        <w:t>Lundviva (NT)</w:t>
-      </w:r>
-      <w:r>
-        <w:t xml:space="preserve"> är fridlyst enligt 8 § artskyddsförordningen i Skåne län och växer i fuktiga ängslövskogar (främst bok-, alm-, ask-, och lövblandskogar) i kalkområden. Lövskogsbruk på lokaler med lämpliga hydrologiska förhållanden skapar förutsättningar för lundvivans fortsatta existens. En försiktig, successiv förnyelse av trädbeståndet har inte någon negativ effekt, men kvarlämnande av större mängder avverkningsfall bör inte ske då detta starkt kan missgynna lundvivan. Barrträdsplantering och dikning måste undvikas på lokalerna (SLU Artdatabanken, 2024).</w:t>
-      </w:r>
-    </w:p>
-    <w:p>
-      <w:r>
-        <w:rPr>
-          <w:b/>
-        </w:rPr>
-        <w:t xml:space="preserve">Strutbräken </w:t>
-      </w:r>
-      <w:r>
-        <w:t xml:space="preserve">är normalt en mycket bra och tydlig signalart som visar på flera olika fuktiga biotoper med rörligt markvatten som nästan alltid har höga naturvärden. Den växer på skuggiga, fuktiga, näringsrika mullmarker längs bäckdalar, åar, älvar, översilade sluttningar med högörtsgranskog och svämlövskogar med kortvarigt översvämmade sedimentplan. Växtplatserna har ytligt rörligt markvatten och konstant hög luftfuktighet. Arten är känslig för avverkning och dikning.Strutbräken är typisk art för </w:t>
-      </w:r>
-      <w:r>
-        <w:rPr>
-          <w:i/>
-        </w:rPr>
-        <w:t xml:space="preserve">9050 Näringsrik granskog, 9080 Lövsumpskog, 9750 Svämlövskog, 9760 Svämädellövskog </w:t>
-      </w:r>
-      <w:r>
-        <w:t>och</w:t>
-      </w:r>
-      <w:r>
-        <w:rPr>
-          <w:i/>
-        </w:rPr>
-        <w:t xml:space="preserve"> 6430 Högörtängar</w:t>
-      </w:r>
-      <w:r>
-        <w:t xml:space="preserve"> (Nitare &amp; Skogsstyrelsen, 2019; SLU Artdatabanken, 2025).</w:t>
       </w:r>
     </w:p>
     <w:p>
@@ -774,7 +750,7 @@
     <w:r>
       <w:tab/>
       <w:tab/>
-      <w:t>2026-06-20</w:t>
+      <w:t>2026-06-21</w:t>
       <w:br/>
       <w:br/>
     </w:r>

--- a/klagomål/A 58019-2022 FSC-klagomål.docx
+++ b/klagomål/A 58019-2022 FSC-klagomål.docx
@@ -750,7 +750,7 @@
     <w:r>
       <w:tab/>
       <w:tab/>
-      <w:t>2026-06-21</w:t>
+      <w:t>2026-06-22</w:t>
       <w:br/>
       <w:br/>
     </w:r>

--- a/klagomål/A 58019-2022 FSC-klagomål.docx
+++ b/klagomål/A 58019-2022 FSC-klagomål.docx
@@ -750,7 +750,7 @@
     <w:r>
       <w:tab/>
       <w:tab/>
-      <w:t>2026-06-22</w:t>
+      <w:t>2026-06-23</w:t>
       <w:br/>
       <w:br/>
     </w:r>

--- a/klagomål/A 58019-2022 FSC-klagomål.docx
+++ b/klagomål/A 58019-2022 FSC-klagomål.docx
@@ -750,7 +750,7 @@
     <w:r>
       <w:tab/>
       <w:tab/>
-      <w:t>2026-06-23</w:t>
+      <w:t>2026-06-24</w:t>
       <w:br/>
       <w:br/>
     </w:r>

--- a/klagomål/A 58019-2022 FSC-klagomål.docx
+++ b/klagomål/A 58019-2022 FSC-klagomål.docx
@@ -750,7 +750,7 @@
     <w:r>
       <w:tab/>
       <w:tab/>
-      <w:t>2026-06-24</w:t>
+      <w:t>2026-06-25</w:t>
       <w:br/>
       <w:br/>
     </w:r>

--- a/klagomål/A 58019-2022 FSC-klagomål.docx
+++ b/klagomål/A 58019-2022 FSC-klagomål.docx
@@ -750,7 +750,7 @@
     <w:r>
       <w:tab/>
       <w:tab/>
-      <w:t>2026-06-25</w:t>
+      <w:t>2026-06-26</w:t>
       <w:br/>
       <w:br/>
     </w:r>

--- a/klagomål/A 58019-2022 FSC-klagomål.docx
+++ b/klagomål/A 58019-2022 FSC-klagomål.docx
@@ -750,7 +750,7 @@
     <w:r>
       <w:tab/>
       <w:tab/>
-      <w:t>2026-06-26</w:t>
+      <w:t>2026-06-27</w:t>
       <w:br/>
       <w:br/>
     </w:r>

--- a/klagomål/A 58019-2022 FSC-klagomål.docx
+++ b/klagomål/A 58019-2022 FSC-klagomål.docx
@@ -750,7 +750,7 @@
     <w:r>
       <w:tab/>
       <w:tab/>
-      <w:t>2026-06-27</w:t>
+      <w:t>2026-06-28</w:t>
       <w:br/>
       <w:br/>
     </w:r>

--- a/klagomål/A 58019-2022 FSC-klagomål.docx
+++ b/klagomål/A 58019-2022 FSC-klagomål.docx
@@ -750,7 +750,7 @@
     <w:r>
       <w:tab/>
       <w:tab/>
-      <w:t>2026-06-28</w:t>
+      <w:t>2026-06-29</w:t>
       <w:br/>
       <w:br/>
     </w:r>

--- a/klagomål/A 58019-2022 FSC-klagomål.docx
+++ b/klagomål/A 58019-2022 FSC-klagomål.docx
@@ -750,7 +750,7 @@
     <w:r>
       <w:tab/>
       <w:tab/>
-      <w:t>2026-06-29</w:t>
+      <w:t>2026-06-30</w:t>
       <w:br/>
       <w:br/>
     </w:r>

--- a/klagomål/A 58019-2022 FSC-klagomål.docx
+++ b/klagomål/A 58019-2022 FSC-klagomål.docx
@@ -750,7 +750,7 @@
     <w:r>
       <w:tab/>
       <w:tab/>
-      <w:t>2026-06-30</w:t>
+      <w:t>2026-07-01</w:t>
       <w:br/>
       <w:br/>
     </w:r>

--- a/klagomål/A 58019-2022 FSC-klagomål.docx
+++ b/klagomål/A 58019-2022 FSC-klagomål.docx
@@ -750,7 +750,7 @@
     <w:r>
       <w:tab/>
       <w:tab/>
-      <w:t>2026-07-01</w:t>
+      <w:t>2026-07-02</w:t>
       <w:br/>
       <w:br/>
     </w:r>

--- a/klagomål/A 58019-2022 FSC-klagomål.docx
+++ b/klagomål/A 58019-2022 FSC-klagomål.docx
@@ -750,7 +750,7 @@
     <w:r>
       <w:tab/>
       <w:tab/>
-      <w:t>2026-07-13</w:t>
+      <w:t>2026-07-14</w:t>
       <w:br/>
       <w:br/>
     </w:r>

--- a/klagomål/A 58019-2022 FSC-klagomål.docx
+++ b/klagomål/A 58019-2022 FSC-klagomål.docx
@@ -750,7 +750,7 @@
     <w:r>
       <w:tab/>
       <w:tab/>
-      <w:t>2026-07-14</w:t>
+      <w:t>2026-07-15</w:t>
       <w:br/>
       <w:br/>
     </w:r>

--- a/klagomål/A 58019-2022 FSC-klagomål.docx
+++ b/klagomål/A 58019-2022 FSC-klagomål.docx
@@ -750,7 +750,7 @@
     <w:r>
       <w:tab/>
       <w:tab/>
-      <w:t>2026-07-15</w:t>
+      <w:t>2026-07-16</w:t>
       <w:br/>
       <w:br/>
     </w:r>

--- a/klagomål/A 58019-2022 FSC-klagomål.docx
+++ b/klagomål/A 58019-2022 FSC-klagomål.docx
@@ -750,7 +750,7 @@
     <w:r>
       <w:tab/>
       <w:tab/>
-      <w:t>2026-07-16</w:t>
+      <w:t>2026-07-17</w:t>
       <w:br/>
       <w:br/>
     </w:r>

--- a/klagomål/A 58019-2022 FSC-klagomål.docx
+++ b/klagomål/A 58019-2022 FSC-klagomål.docx
@@ -750,7 +750,7 @@
     <w:r>
       <w:tab/>
       <w:tab/>
-      <w:t>2026-07-17</w:t>
+      <w:t>2026-07-18</w:t>
       <w:br/>
       <w:br/>
     </w:r>

--- a/klagomål/A 58019-2022 FSC-klagomål.docx
+++ b/klagomål/A 58019-2022 FSC-klagomål.docx
@@ -750,7 +750,7 @@
     <w:r>
       <w:tab/>
       <w:tab/>
-      <w:t>2026-07-18</w:t>
+      <w:t>2026-07-19</w:t>
       <w:br/>
       <w:br/>
     </w:r>

--- a/klagomål/A 58019-2022 FSC-klagomål.docx
+++ b/klagomål/A 58019-2022 FSC-klagomål.docx
@@ -750,7 +750,7 @@
     <w:r>
       <w:tab/>
       <w:tab/>
-      <w:t>2026-07-19</w:t>
+      <w:t>2026-07-20</w:t>
       <w:br/>
       <w:br/>
     </w:r>

--- a/klagomål/A 58019-2022 FSC-klagomål.docx
+++ b/klagomål/A 58019-2022 FSC-klagomål.docx
@@ -750,7 +750,7 @@
     <w:r>
       <w:tab/>
       <w:tab/>
-      <w:t>2026-07-20</w:t>
+      <w:t>2026-07-21</w:t>
       <w:br/>
       <w:br/>
     </w:r>

--- a/klagomål/A 58019-2022 FSC-klagomål.docx
+++ b/klagomål/A 58019-2022 FSC-klagomål.docx
@@ -750,7 +750,7 @@
     <w:r>
       <w:tab/>
       <w:tab/>
-      <w:t>2026-07-21</w:t>
+      <w:t>2026-07-22</w:t>
       <w:br/>
       <w:br/>
     </w:r>

--- a/klagomål/A 58019-2022 FSC-klagomål.docx
+++ b/klagomål/A 58019-2022 FSC-klagomål.docx
@@ -750,7 +750,7 @@
     <w:r>
       <w:tab/>
       <w:tab/>
-      <w:t>2026-07-22</w:t>
+      <w:t>2026-07-23</w:t>
       <w:br/>
       <w:br/>
     </w:r>

--- a/klagomål/A 58019-2022 FSC-klagomål.docx
+++ b/klagomål/A 58019-2022 FSC-klagomål.docx
@@ -750,7 +750,7 @@
     <w:r>
       <w:tab/>
       <w:tab/>
-      <w:t>2026-07-23</w:t>
+      <w:t>2026-07-24</w:t>
       <w:br/>
       <w:br/>
     </w:r>

--- a/klagomål/A 58019-2022 FSC-klagomål.docx
+++ b/klagomål/A 58019-2022 FSC-klagomål.docx
@@ -216,7 +216,7 @@
         <w:spacing w:after="240"/>
       </w:pPr>
       <w:r>
-        <w:t>Figur 1. Fyndplatser för naturvårdsarter inom 10 meter från avverkningsanmälan. Markörer utan svart kant är placerade på fyndplatsen. Markörer med svart kant är placerade vid sidan av fyndplatsen har ett svart streck som visar fyndplatsens exakta position. Kartans mittpunktskoordinat är N 6501991, E 455589 i SWEREF 99 TM.</w:t>
+        <w:t>Figur 1. Fyndplatser för naturvårdsarter inom 10 meter från avverkningsanmälan. Markörer utan svart kant är placerade på fyndplatsen. Markörer med svart kant är placerade vid sidan av fyndplatsen och har ett svart streck som visar fyndplatsens exakta position. Kartans mittpunktskoordinat är N 6501991, E 455589 i SWEREF 99 TM.</w:t>
       </w:r>
     </w:p>
     <w:p>
@@ -750,7 +750,7 @@
     <w:r>
       <w:tab/>
       <w:tab/>
-      <w:t>2026-08-14</w:t>
+      <w:t>2026-08-15</w:t>
       <w:br/>
       <w:br/>
     </w:r>

--- a/klagomål/A 58019-2022 FSC-klagomål.docx
+++ b/klagomål/A 58019-2022 FSC-klagomål.docx
@@ -750,7 +750,7 @@
     <w:r>
       <w:tab/>
       <w:tab/>
-      <w:t>2026-08-15</w:t>
+      <w:t>2026-08-16</w:t>
       <w:br/>
       <w:br/>
     </w:r>

--- a/klagomål/A 58019-2022 FSC-klagomål.docx
+++ b/klagomål/A 58019-2022 FSC-klagomål.docx
@@ -750,7 +750,7 @@
     <w:r>
       <w:tab/>
       <w:tab/>
-      <w:t>2026-08-16</w:t>
+      <w:t>2026-08-17</w:t>
       <w:br/>
       <w:br/>
     </w:r>

--- a/klagomål/A 58019-2022 FSC-klagomål.docx
+++ b/klagomål/A 58019-2022 FSC-klagomål.docx
@@ -750,7 +750,7 @@
     <w:r>
       <w:tab/>
       <w:tab/>
-      <w:t>2026-08-17</w:t>
+      <w:t>2026-08-18</w:t>
       <w:br/>
       <w:br/>
     </w:r>

--- a/klagomål/A 58019-2022 FSC-klagomål.docx
+++ b/klagomål/A 58019-2022 FSC-klagomål.docx
@@ -750,7 +750,7 @@
     <w:r>
       <w:tab/>
       <w:tab/>
-      <w:t>2026-08-18</w:t>
+      <w:t>2026-08-19</w:t>
       <w:br/>
       <w:br/>
     </w:r>

--- a/klagomål/A 58019-2022 FSC-klagomål.docx
+++ b/klagomål/A 58019-2022 FSC-klagomål.docx
@@ -750,7 +750,7 @@
     <w:r>
       <w:tab/>
       <w:tab/>
-      <w:t>2026-08-19</w:t>
+      <w:t>2026-08-20</w:t>
       <w:br/>
       <w:br/>
     </w:r>

--- a/klagomål/A 58019-2022 FSC-klagomål.docx
+++ b/klagomål/A 58019-2022 FSC-klagomål.docx
@@ -750,7 +750,7 @@
     <w:r>
       <w:tab/>
       <w:tab/>
-      <w:t>2026-08-20</w:t>
+      <w:t>2026-08-21</w:t>
       <w:br/>
       <w:br/>
     </w:r>

--- a/klagomål/A 58019-2022 FSC-klagomål.docx
+++ b/klagomål/A 58019-2022 FSC-klagomål.docx
@@ -750,7 +750,7 @@
     <w:r>
       <w:tab/>
       <w:tab/>
-      <w:t>2026-08-21</w:t>
+      <w:t>2026-08-22</w:t>
       <w:br/>
       <w:br/>
     </w:r>

--- a/klagomål/A 58019-2022 FSC-klagomål.docx
+++ b/klagomål/A 58019-2022 FSC-klagomål.docx
@@ -750,7 +750,7 @@
     <w:r>
       <w:tab/>
       <w:tab/>
-      <w:t>2026-08-22</w:t>
+      <w:t>2026-08-23</w:t>
       <w:br/>
       <w:br/>
     </w:r>

--- a/klagomål/A 58019-2022 FSC-klagomål.docx
+++ b/klagomål/A 58019-2022 FSC-klagomål.docx
@@ -750,7 +750,7 @@
     <w:r>
       <w:tab/>
       <w:tab/>
-      <w:t>2026-08-23</w:t>
+      <w:t>2026-08-24</w:t>
       <w:br/>
       <w:br/>
     </w:r>

--- a/klagomål/A 58019-2022 FSC-klagomål.docx
+++ b/klagomål/A 58019-2022 FSC-klagomål.docx
@@ -750,7 +750,7 @@
     <w:r>
       <w:tab/>
       <w:tab/>
-      <w:t>2026-08-24</w:t>
+      <w:t>2026-08-25</w:t>
       <w:br/>
       <w:br/>
     </w:r>

--- a/klagomål/A 58019-2022 FSC-klagomål.docx
+++ b/klagomål/A 58019-2022 FSC-klagomål.docx
@@ -750,7 +750,7 @@
     <w:r>
       <w:tab/>
       <w:tab/>
-      <w:t>2026-08-25</w:t>
+      <w:t>2026-08-26</w:t>
       <w:br/>
       <w:br/>
     </w:r>

--- a/klagomål/A 58019-2022 FSC-klagomål.docx
+++ b/klagomål/A 58019-2022 FSC-klagomål.docx
@@ -750,7 +750,7 @@
     <w:r>
       <w:tab/>
       <w:tab/>
-      <w:t>2026-08-26</w:t>
+      <w:t>2026-08-27</w:t>
       <w:br/>
       <w:br/>
     </w:r>

--- a/klagomål/A 58019-2022 FSC-klagomål.docx
+++ b/klagomål/A 58019-2022 FSC-klagomål.docx
@@ -750,7 +750,7 @@
     <w:r>
       <w:tab/>
       <w:tab/>
-      <w:t>2026-08-27</w:t>
+      <w:t>2026-08-28</w:t>
       <w:br/>
       <w:br/>
     </w:r>

--- a/klagomål/A 58019-2022 FSC-klagomål.docx
+++ b/klagomål/A 58019-2022 FSC-klagomål.docx
@@ -750,7 +750,7 @@
     <w:r>
       <w:tab/>
       <w:tab/>
-      <w:t>2026-08-28</w:t>
+      <w:t>2026-08-29</w:t>
       <w:br/>
       <w:br/>
     </w:r>

--- a/klagomål/A 58019-2022 FSC-klagomål.docx
+++ b/klagomål/A 58019-2022 FSC-klagomål.docx
@@ -750,7 +750,7 @@
     <w:r>
       <w:tab/>
       <w:tab/>
-      <w:t>2026-08-29</w:t>
+      <w:t>2026-08-31</w:t>
       <w:br/>
       <w:br/>
     </w:r>

--- a/klagomål/A 58019-2022 FSC-klagomål.docx
+++ b/klagomål/A 58019-2022 FSC-klagomål.docx
@@ -750,7 +750,7 @@
     <w:r>
       <w:tab/>
       <w:tab/>
-      <w:t>2026-08-31</w:t>
+      <w:t>2026-09-01</w:t>
       <w:br/>
       <w:br/>
     </w:r>

--- a/klagomål/A 58019-2022 FSC-klagomål.docx
+++ b/klagomål/A 58019-2022 FSC-klagomål.docx
@@ -750,7 +750,7 @@
     <w:r>
       <w:tab/>
       <w:tab/>
-      <w:t>2026-09-01</w:t>
+      <w:t>2026-09-02</w:t>
       <w:br/>
       <w:br/>
     </w:r>

--- a/klagomål/A 58019-2022 FSC-klagomål.docx
+++ b/klagomål/A 58019-2022 FSC-klagomål.docx
@@ -750,7 +750,7 @@
     <w:r>
       <w:tab/>
       <w:tab/>
-      <w:t>2026-09-02</w:t>
+      <w:t>2026-09-03</w:t>
       <w:br/>
       <w:br/>
     </w:r>

--- a/klagomål/A 58019-2022 FSC-klagomål.docx
+++ b/klagomål/A 58019-2022 FSC-klagomål.docx
@@ -750,7 +750,7 @@
     <w:r>
       <w:tab/>
       <w:tab/>
-      <w:t>2026-09-03</w:t>
+      <w:t>2026-09-04</w:t>
       <w:br/>
       <w:br/>
     </w:r>

--- a/klagomål/A 58019-2022 FSC-klagomål.docx
+++ b/klagomål/A 58019-2022 FSC-klagomål.docx
@@ -750,7 +750,7 @@
     <w:r>
       <w:tab/>
       <w:tab/>
-      <w:t>2026-09-04</w:t>
+      <w:t>2026-09-05</w:t>
       <w:br/>
       <w:br/>
     </w:r>

--- a/klagomål/A 58019-2022 FSC-klagomål.docx
+++ b/klagomål/A 58019-2022 FSC-klagomål.docx
@@ -750,7 +750,7 @@
     <w:r>
       <w:tab/>
       <w:tab/>
-      <w:t>2026-09-05</w:t>
+      <w:t>2026-09-06</w:t>
       <w:br/>
       <w:br/>
     </w:r>

--- a/klagomål/A 58019-2022 FSC-klagomål.docx
+++ b/klagomål/A 58019-2022 FSC-klagomål.docx
@@ -750,7 +750,7 @@
     <w:r>
       <w:tab/>
       <w:tab/>
-      <w:t>2026-09-06</w:t>
+      <w:t>2026-09-07</w:t>
       <w:br/>
       <w:br/>
     </w:r>

--- a/klagomål/A 58019-2022 FSC-klagomål.docx
+++ b/klagomål/A 58019-2022 FSC-klagomål.docx
@@ -750,7 +750,7 @@
     <w:r>
       <w:tab/>
       <w:tab/>
-      <w:t>2026-09-07</w:t>
+      <w:t>2026-09-08</w:t>
       <w:br/>
       <w:br/>
     </w:r>

--- a/klagomål/A 58019-2022 FSC-klagomål.docx
+++ b/klagomål/A 58019-2022 FSC-klagomål.docx
@@ -750,7 +750,7 @@
     <w:r>
       <w:tab/>
       <w:tab/>
-      <w:t>2026-09-08</w:t>
+      <w:t>2026-09-09</w:t>
       <w:br/>
       <w:br/>
     </w:r>

--- a/klagomål/A 58019-2022 FSC-klagomål.docx
+++ b/klagomål/A 58019-2022 FSC-klagomål.docx
@@ -750,7 +750,7 @@
     <w:r>
       <w:tab/>
       <w:tab/>
-      <w:t>2026-09-09</w:t>
+      <w:t>2026-09-10</w:t>
       <w:br/>
       <w:br/>
     </w:r>

--- a/klagomål/A 58019-2022 FSC-klagomål.docx
+++ b/klagomål/A 58019-2022 FSC-klagomål.docx
@@ -750,7 +750,7 @@
     <w:r>
       <w:tab/>
       <w:tab/>
-      <w:t>2026-09-10</w:t>
+      <w:t>2026-09-11</w:t>
       <w:br/>
       <w:br/>
     </w:r>

--- a/klagomål/A 58019-2022 FSC-klagomål.docx
+++ b/klagomål/A 58019-2022 FSC-klagomål.docx
@@ -750,7 +750,7 @@
     <w:r>
       <w:tab/>
       <w:tab/>
-      <w:t>2026-09-11</w:t>
+      <w:t>2026-09-12</w:t>
       <w:br/>
       <w:br/>
     </w:r>

--- a/klagomål/A 58019-2022 FSC-klagomål.docx
+++ b/klagomål/A 58019-2022 FSC-klagomål.docx
@@ -750,7 +750,7 @@
     <w:r>
       <w:tab/>
       <w:tab/>
-      <w:t>2026-09-12</w:t>
+      <w:t>2026-09-13</w:t>
       <w:br/>
       <w:br/>
     </w:r>
